--- a/report.docx
+++ b/report.docx
@@ -187,35 +187,117 @@
           <w:kern w:val="0"/>
           <w14:ligatures w14:val="none"/>
         </w:rPr>
-        <w:t xml:space="preserve">&gt;. We found this was easier to append to than a basic array when we were first setting up the schema. </w:t>
-      </w:r>
-    </w:p>
-    <w:p>
-      <w:pPr>
-        <w:spacing w:after="0" w:line="240" w:lineRule="auto"/>
-        <w:rPr>
-          <w:rFonts w:eastAsia="Times New Roman" w:cs="Arial"/>
-          <w:kern w:val="0"/>
-          <w14:ligatures w14:val="none"/>
-        </w:rPr>
-      </w:pPr>
-    </w:p>
-    <w:p>
-      <w:pPr>
-        <w:spacing w:after="0" w:line="240" w:lineRule="auto"/>
-        <w:rPr>
-          <w:rFonts w:eastAsia="Times New Roman" w:cs="Arial"/>
-          <w:kern w:val="0"/>
-          <w14:ligatures w14:val="none"/>
-        </w:rPr>
-      </w:pPr>
-      <w:r>
-        <w:rPr>
-          <w:rFonts w:eastAsia="Times New Roman" w:cs="Arial"/>
-          <w:kern w:val="0"/>
-          <w14:ligatures w14:val="none"/>
-        </w:rPr>
-        <w:t>In Tuple.java, we chose a fixed-length array for field storage. This was a deliberate decision because once a Tuple follows a specific schema, its width is immutable. An array is more memory</w:t>
+        <w:t xml:space="preserve">&gt;. This gave us built-in methods like .size() and .get() that are used internally by </w:t>
+      </w:r>
+      <w:proofErr w:type="spellStart"/>
+      <w:proofErr w:type="gramStart"/>
+      <w:r>
+        <w:rPr>
+          <w:rFonts w:eastAsia="Times New Roman" w:cs="Arial"/>
+          <w:kern w:val="0"/>
+          <w14:ligatures w14:val="none"/>
+        </w:rPr>
+        <w:t>numFields</w:t>
+      </w:r>
+      <w:proofErr w:type="spellEnd"/>
+      <w:r>
+        <w:rPr>
+          <w:rFonts w:eastAsia="Times New Roman" w:cs="Arial"/>
+          <w:kern w:val="0"/>
+          <w14:ligatures w14:val="none"/>
+        </w:rPr>
+        <w:t>(</w:t>
+      </w:r>
+      <w:proofErr w:type="gramEnd"/>
+      <w:r>
+        <w:rPr>
+          <w:rFonts w:eastAsia="Times New Roman" w:cs="Arial"/>
+          <w:kern w:val="0"/>
+          <w14:ligatures w14:val="none"/>
+        </w:rPr>
+        <w:t>) and the field accessor methods, which in turn are used throughout the codebase including in merge(). An array would have required more manual index management for the same operations.</w:t>
+      </w:r>
+    </w:p>
+    <w:p>
+      <w:pPr>
+        <w:spacing w:after="0" w:line="240" w:lineRule="auto"/>
+        <w:rPr>
+          <w:rFonts w:eastAsia="Times New Roman" w:cs="Arial"/>
+          <w:kern w:val="0"/>
+          <w14:ligatures w14:val="none"/>
+        </w:rPr>
+      </w:pPr>
+    </w:p>
+    <w:p>
+      <w:pPr>
+        <w:spacing w:after="0" w:line="240" w:lineRule="auto"/>
+        <w:rPr>
+          <w:rFonts w:eastAsia="Times New Roman" w:cs="Arial"/>
+          <w:kern w:val="0"/>
+          <w14:ligatures w14:val="none"/>
+        </w:rPr>
+      </w:pPr>
+      <w:r>
+        <w:rPr>
+          <w:rFonts w:eastAsia="Times New Roman" w:cs="Arial"/>
+          <w:kern w:val="0"/>
+          <w14:ligatures w14:val="none"/>
+        </w:rPr>
+        <w:t xml:space="preserve">In Tuple.java, we chose a fixed-length array for field storage. This was a deliberate decision because once a Tuple </w:t>
+      </w:r>
+      <w:r>
+        <w:rPr>
+          <w:rFonts w:eastAsia="Times New Roman" w:cs="Arial"/>
+          <w:kern w:val="0"/>
+          <w14:ligatures w14:val="none"/>
+        </w:rPr>
+        <w:t xml:space="preserve">is constructed with a specific </w:t>
+      </w:r>
+      <w:proofErr w:type="spellStart"/>
+      <w:r>
+        <w:rPr>
+          <w:rFonts w:eastAsia="Times New Roman" w:cs="Arial"/>
+          <w:kern w:val="0"/>
+          <w14:ligatures w14:val="none"/>
+        </w:rPr>
+        <w:t>TupleDesc</w:t>
+      </w:r>
+      <w:proofErr w:type="spellEnd"/>
+      <w:r>
+        <w:rPr>
+          <w:rFonts w:eastAsia="Times New Roman" w:cs="Arial"/>
+          <w:kern w:val="0"/>
+          <w14:ligatures w14:val="none"/>
+        </w:rPr>
+        <w:t xml:space="preserve"> the number of fields is known immediately from </w:t>
+      </w:r>
+      <w:proofErr w:type="spellStart"/>
+      <w:proofErr w:type="gramStart"/>
+      <w:r>
+        <w:rPr>
+          <w:rFonts w:eastAsia="Times New Roman" w:cs="Arial"/>
+          <w:kern w:val="0"/>
+          <w14:ligatures w14:val="none"/>
+        </w:rPr>
+        <w:t>td.numFields</w:t>
+      </w:r>
+      <w:proofErr w:type="spellEnd"/>
+      <w:proofErr w:type="gramEnd"/>
+      <w:r>
+        <w:rPr>
+          <w:rFonts w:eastAsia="Times New Roman" w:cs="Arial"/>
+          <w:kern w:val="0"/>
+          <w14:ligatures w14:val="none"/>
+        </w:rPr>
+        <w:t xml:space="preserve">() and never changes. </w:t>
+      </w:r>
+      <w:r>
+        <w:rPr>
+          <w:rFonts w:eastAsia="Times New Roman" w:cs="Arial"/>
+          <w:kern w:val="0"/>
+          <w14:ligatures w14:val="none"/>
+        </w:rPr>
+        <w:t>An array is more memory</w:t>
       </w:r>
       <w:r>
         <w:rPr>
@@ -247,53 +329,67 @@
           <w:kern w:val="0"/>
           <w14:ligatures w14:val="none"/>
         </w:rPr>
-        <w:t>size data.</w:t>
-      </w:r>
-    </w:p>
-    <w:p>
-      <w:pPr>
-        <w:spacing w:after="0" w:line="240" w:lineRule="auto"/>
-        <w:rPr>
-          <w:rFonts w:eastAsia="Times New Roman" w:cs="Arial"/>
-          <w:kern w:val="0"/>
-          <w14:ligatures w14:val="none"/>
-        </w:rPr>
-      </w:pPr>
-    </w:p>
-    <w:p>
-      <w:pPr>
-        <w:spacing w:after="0" w:line="240" w:lineRule="auto"/>
-        <w:rPr>
-          <w:rFonts w:eastAsia="Times New Roman" w:cs="Arial"/>
-          <w:kern w:val="0"/>
-          <w14:ligatures w14:val="none"/>
-        </w:rPr>
-      </w:pPr>
-      <w:r>
-        <w:rPr>
-          <w:rFonts w:eastAsia="Times New Roman" w:cs="Arial"/>
-          <w:kern w:val="0"/>
-          <w14:ligatures w14:val="none"/>
-        </w:rPr>
-        <w:t xml:space="preserve">The </w:t>
-      </w:r>
-      <w:proofErr w:type="gramStart"/>
-      <w:r>
-        <w:rPr>
-          <w:rFonts w:eastAsia="Times New Roman" w:cs="Arial"/>
-          <w:kern w:val="0"/>
-          <w14:ligatures w14:val="none"/>
-        </w:rPr>
-        <w:t>merge(</w:t>
-      </w:r>
-      <w:proofErr w:type="gramEnd"/>
-      <w:r>
-        <w:rPr>
-          <w:rFonts w:eastAsia="Times New Roman" w:cs="Arial"/>
-          <w:kern w:val="0"/>
-          <w14:ligatures w14:val="none"/>
-        </w:rPr>
-        <w:t xml:space="preserve">) method was a key part of this exercise. We first calculated the total width of the new combined schema and then used the constructor to create a new </w:t>
+        <w:t>size data</w:t>
+      </w:r>
+      <w:r>
+        <w:rPr>
+          <w:rFonts w:eastAsia="Times New Roman" w:cs="Arial"/>
+          <w:kern w:val="0"/>
+          <w14:ligatures w14:val="none"/>
+        </w:rPr>
+        <w:t>.</w:t>
+      </w:r>
+    </w:p>
+    <w:p>
+      <w:pPr>
+        <w:spacing w:after="0" w:line="240" w:lineRule="auto"/>
+        <w:rPr>
+          <w:rFonts w:eastAsia="Times New Roman" w:cs="Arial"/>
+          <w:kern w:val="0"/>
+          <w14:ligatures w14:val="none"/>
+        </w:rPr>
+      </w:pPr>
+    </w:p>
+    <w:p>
+      <w:pPr>
+        <w:spacing w:after="0" w:line="240" w:lineRule="auto"/>
+        <w:rPr>
+          <w:rFonts w:eastAsia="Times New Roman" w:cs="Arial"/>
+          <w:kern w:val="0"/>
+          <w14:ligatures w14:val="none"/>
+        </w:rPr>
+      </w:pPr>
+      <w:r>
+        <w:rPr>
+          <w:rFonts w:eastAsia="Times New Roman" w:cs="Arial"/>
+          <w:kern w:val="0"/>
+          <w14:ligatures w14:val="none"/>
+        </w:rPr>
+        <w:t>The merge() method was a key part of this exercise. We</w:t>
+      </w:r>
+      <w:r>
+        <w:rPr>
+          <w:rFonts w:eastAsia="Times New Roman" w:cs="Arial"/>
+          <w:kern w:val="0"/>
+          <w14:ligatures w14:val="none"/>
+        </w:rPr>
+        <w:t xml:space="preserve"> </w:t>
+      </w:r>
+      <w:r>
+        <w:rPr>
+          <w:rFonts w:eastAsia="Times New Roman" w:cs="Arial"/>
+          <w:kern w:val="0"/>
+          <w14:ligatures w14:val="none"/>
+        </w:rPr>
+        <w:t xml:space="preserve">calculated the total </w:t>
+      </w:r>
+      <w:r>
+        <w:rPr>
+          <w:rFonts w:eastAsia="Times New Roman" w:cs="Arial"/>
+          <w:kern w:val="0"/>
+          <w14:ligatures w14:val="none"/>
+        </w:rPr>
+        <w:t xml:space="preserve">field count from both schemas, copied their type and names into two combined arrays, then passed those into the </w:t>
       </w:r>
       <w:proofErr w:type="spellStart"/>
       <w:r>
@@ -311,7 +407,25 @@
           <w:kern w:val="0"/>
           <w14:ligatures w14:val="none"/>
         </w:rPr>
-        <w:t xml:space="preserve"> object. This ensures that the merged schema is instantiated with the same internal consistency as the original individual schemas.</w:t>
+        <w:t xml:space="preserve"> constructor. This reuses the constructor rather than directly manipulating the internal list, ensuring the merged schema is built through the same validated path as any other </w:t>
+      </w:r>
+      <w:proofErr w:type="spellStart"/>
+      <w:r>
+        <w:rPr>
+          <w:rFonts w:eastAsia="Times New Roman" w:cs="Arial"/>
+          <w:kern w:val="0"/>
+          <w14:ligatures w14:val="none"/>
+        </w:rPr>
+        <w:t>TupleDesc</w:t>
+      </w:r>
+      <w:proofErr w:type="spellEnd"/>
+      <w:r>
+        <w:rPr>
+          <w:rFonts w:eastAsia="Times New Roman" w:cs="Arial"/>
+          <w:kern w:val="0"/>
+          <w14:ligatures w14:val="none"/>
+        </w:rPr>
+        <w:t>.</w:t>
       </w:r>
     </w:p>
     <w:p>
@@ -378,25 +492,23 @@
           <w:kern w:val="0"/>
           <w14:ligatures w14:val="none"/>
         </w:rPr>
-        <w:t xml:space="preserve">map storage system. We realized that the system frequently asks for a table by its name (like 'Students') but also by its unique ID (derived from a </w:t>
-      </w:r>
-      <w:proofErr w:type="spellStart"/>
-      <w:r>
-        <w:rPr>
-          <w:rFonts w:eastAsia="Times New Roman" w:cs="Arial"/>
-          <w:kern w:val="0"/>
-          <w14:ligatures w14:val="none"/>
-        </w:rPr>
-        <w:t>PageId</w:t>
-      </w:r>
-      <w:proofErr w:type="spellEnd"/>
-      <w:r>
-        <w:rPr>
-          <w:rFonts w:eastAsia="Times New Roman" w:cs="Arial"/>
-          <w:kern w:val="0"/>
-          <w14:ligatures w14:val="none"/>
-        </w:rPr>
-        <w:t xml:space="preserve">). To avoid looping through the whole catalog every time, we built two </w:t>
+        <w:t xml:space="preserve">map storage system. We realized that the system frequently asks for a table by its name (like 'Students') but also by its </w:t>
+      </w:r>
+      <w:r>
+        <w:rPr>
+          <w:rFonts w:eastAsia="Times New Roman" w:cs="Arial"/>
+          <w:kern w:val="0"/>
+          <w14:ligatures w14:val="none"/>
+        </w:rPr>
+        <w:t>unique ID (derived from a hash of the file's absolute path)</w:t>
+      </w:r>
+      <w:r>
+        <w:rPr>
+          <w:rFonts w:eastAsia="Times New Roman" w:cs="Arial"/>
+          <w:kern w:val="0"/>
+          <w14:ligatures w14:val="none"/>
+        </w:rPr>
+        <w:t xml:space="preserve">. To avoid looping through the whole catalog every time, we built two </w:t>
       </w:r>
       <w:proofErr w:type="spellStart"/>
       <w:r>
@@ -734,7 +846,16 @@
           <w:kern w:val="0"/>
           <w14:ligatures w14:val="none"/>
         </w:rPr>
-        <w:t xml:space="preserve"> when the pool is full, with the understanding that a proper eviction algorithm will be added in later labs. This prevents the database from exceeding its allocated memory.</w:t>
+        <w:t xml:space="preserve"> when the pool is full, with the understanding </w:t>
+      </w:r>
+      <w:r>
+        <w:rPr>
+          <w:rFonts w:eastAsia="Times New Roman" w:cs="Arial"/>
+          <w:kern w:val="0"/>
+          <w14:ligatures w14:val="none"/>
+        </w:rPr>
+        <w:lastRenderedPageBreak/>
+        <w:t>that a proper eviction algorithm will be added in later labs. This prevents the database from exceeding its allocated memory.</w:t>
       </w:r>
     </w:p>
     <w:p>
@@ -790,7 +911,6 @@
           <w:kern w:val="0"/>
           <w14:ligatures w14:val="none"/>
         </w:rPr>
-        <w:lastRenderedPageBreak/>
         <w:t>4. Exercise 4</w:t>
       </w:r>
     </w:p>
@@ -843,7 +963,23 @@
           <w:kern w:val="0"/>
           <w14:ligatures w14:val="none"/>
         </w:rPr>
-        <w:t xml:space="preserve"> header logic in HeapPage.java. Since each tuple only gets 1 bit in the header to track its status, we had to use bitwise operators to determine if a slot was empty.</w:t>
+        <w:t xml:space="preserve"> header logic in HeapPage.java. Since each tuple only gets 1 bit in the header to track its status, we had to use bitwise operators to determine if a slot </w:t>
+      </w:r>
+      <w:r>
+        <w:rPr>
+          <w:rFonts w:eastAsia="Times New Roman" w:cs="Arial"/>
+          <w:kern w:val="0"/>
+          <w14:ligatures w14:val="none"/>
+        </w:rPr>
+        <w:t>is used</w:t>
+      </w:r>
+      <w:r>
+        <w:rPr>
+          <w:rFonts w:eastAsia="Times New Roman" w:cs="Arial"/>
+          <w:kern w:val="0"/>
+          <w14:ligatures w14:val="none"/>
+        </w:rPr>
+        <w:t>.</w:t>
       </w:r>
     </w:p>
     <w:p>
@@ -1042,7 +1178,24 @@
         <w:t xml:space="preserve">In </w:t>
       </w:r>
       <w:proofErr w:type="spellStart"/>
-      <w:proofErr w:type="gramStart"/>
+      <w:r>
+        <w:rPr>
+          <w:rFonts w:eastAsia="Times New Roman" w:cs="Arial"/>
+          <w:kern w:val="0"/>
+          <w14:ligatures w14:val="none"/>
+        </w:rPr>
+        <w:t>HeapFile’s</w:t>
+      </w:r>
+      <w:proofErr w:type="spellEnd"/>
+      <w:r>
+        <w:rPr>
+          <w:rFonts w:eastAsia="Times New Roman" w:cs="Arial"/>
+          <w:kern w:val="0"/>
+          <w14:ligatures w14:val="none"/>
+        </w:rPr>
+        <w:t xml:space="preserve"> </w:t>
+      </w:r>
+      <w:proofErr w:type="spellStart"/>
       <w:r>
         <w:rPr>
           <w:rFonts w:eastAsia="Times New Roman" w:cs="Arial"/>
@@ -1058,16 +1211,7 @@
           <w:kern w:val="0"/>
           <w14:ligatures w14:val="none"/>
         </w:rPr>
-        <w:t>(</w:t>
-      </w:r>
-      <w:proofErr w:type="gramEnd"/>
-      <w:r>
-        <w:rPr>
-          <w:rFonts w:eastAsia="Times New Roman" w:cs="Arial"/>
-          <w:kern w:val="0"/>
-          <w14:ligatures w14:val="none"/>
-        </w:rPr>
-        <w:t xml:space="preserve">), we used the </w:t>
+        <w:t xml:space="preserve">(), we used the </w:t>
       </w:r>
       <w:proofErr w:type="spellStart"/>
       <w:r>
@@ -1085,43 +1229,7 @@
           <w:kern w:val="0"/>
           <w14:ligatures w14:val="none"/>
         </w:rPr>
-        <w:t xml:space="preserve"> </w:t>
-      </w:r>
-      <w:proofErr w:type="gramStart"/>
-      <w:r>
-        <w:rPr>
-          <w:rFonts w:eastAsia="Times New Roman" w:cs="Arial"/>
-          <w:kern w:val="0"/>
-          <w14:ligatures w14:val="none"/>
-        </w:rPr>
-        <w:t>class's</w:t>
-      </w:r>
-      <w:proofErr w:type="gramEnd"/>
-      <w:r>
-        <w:rPr>
-          <w:rFonts w:eastAsia="Times New Roman" w:cs="Arial"/>
-          <w:kern w:val="0"/>
-          <w14:ligatures w14:val="none"/>
-        </w:rPr>
-        <w:t xml:space="preserve"> </w:t>
-      </w:r>
-      <w:proofErr w:type="gramStart"/>
-      <w:r>
-        <w:rPr>
-          <w:rFonts w:eastAsia="Times New Roman" w:cs="Arial"/>
-          <w:kern w:val="0"/>
-          <w14:ligatures w14:val="none"/>
-        </w:rPr>
-        <w:t>seek(</w:t>
-      </w:r>
-      <w:proofErr w:type="gramEnd"/>
-      <w:r>
-        <w:rPr>
-          <w:rFonts w:eastAsia="Times New Roman" w:cs="Arial"/>
-          <w:kern w:val="0"/>
-          <w14:ligatures w14:val="none"/>
-        </w:rPr>
-        <w:t xml:space="preserve">) method. We calculated the physical offset on disk by multiplying the page number by the 4KB page size, allowing us to jump straight to the required data. Our </w:t>
+        <w:t xml:space="preserve"> class's seek() method. We calculated the physical offset on disk by multiplying the page number by the 4KB page size, allowing us to jump straight to the required data. Our </w:t>
       </w:r>
       <w:proofErr w:type="spellStart"/>
       <w:proofErr w:type="gramStart"/>
